--- a/Yoga-mit-Sarah-Datenschutzerklaerung.docx
+++ b/Yoga-mit-Sarah-Datenschutzerklaerung.docx
@@ -2278,7 +2278,7 @@
           <w:sz w:val="22"/>
           <w:szCs w:val="22"/>
         </w:rPr>
-        <w:t xml:space="preserve">Sie können Ihren Account jederzeit selbst in der App löschen unter: Profil → „Account löschen". Bei der Löschung passiert automatisch:</w:t>
+        <w:t xml:space="preserve">Sie können Ihren Account jederzeit selbst in der App löschen unter: Profil → „Account löschen". Nach Ihrer Bestätigung läuft folgende Cascade automatisch ab:</w:t>
       </w:r>
     </w:p>
     <w:p>
@@ -2332,25 +2332,43 @@
           <w:sz w:val="22"/>
           <w:szCs w:val="22"/>
         </w:rPr>
-        <w:t xml:space="preserve">Freiwerdende Plätze werden automatisch der Warteliste angeboten</w:t>
-      </w:r>
-    </w:p>
-    <w:p>
-      <w:pPr>
-        <w:pStyle w:val="ListParagraph"/>
-        <w:numPr>
-          <w:ilvl w:val="0"/>
-          <w:numId w:val="2"/>
-        </w:numPr>
-        <w:spacing w:after="60"/>
-      </w:pPr>
-      <w:r>
-        <w:rPr>
-          <w:rFonts w:ascii="Arial" w:cs="Arial" w:eastAsia="Arial" w:hAnsi="Arial"/>
-          <w:sz w:val="22"/>
-          <w:szCs w:val="22"/>
-        </w:rPr>
-        <w:t xml:space="preserve">Ihre Profildaten werden gelöscht</w:t>
+        <w:t xml:space="preserve">Freiwerdende Plätze werden automatisch der Warteliste angeboten (Auto-Promote bzw. Late-Offer)</w:t>
+      </w:r>
+    </w:p>
+    <w:p>
+      <w:pPr>
+        <w:pStyle w:val="ListParagraph"/>
+        <w:numPr>
+          <w:ilvl w:val="0"/>
+          <w:numId w:val="2"/>
+        </w:numPr>
+        <w:spacing w:after="60"/>
+      </w:pPr>
+      <w:r>
+        <w:rPr>
+          <w:rFonts w:ascii="Arial" w:cs="Arial" w:eastAsia="Arial" w:hAnsi="Arial"/>
+          <w:sz w:val="22"/>
+          <w:szCs w:val="22"/>
+        </w:rPr>
+        <w:t xml:space="preserve">Offene Credits und Guthaben verfallen ersatzlos (siehe § 1.0 der AGB)</w:t>
+      </w:r>
+    </w:p>
+    <w:p>
+      <w:pPr>
+        <w:pStyle w:val="ListParagraph"/>
+        <w:numPr>
+          <w:ilvl w:val="0"/>
+          <w:numId w:val="2"/>
+        </w:numPr>
+        <w:spacing w:after="60"/>
+      </w:pPr>
+      <w:r>
+        <w:rPr>
+          <w:rFonts w:ascii="Arial" w:cs="Arial" w:eastAsia="Arial" w:hAnsi="Arial"/>
+          <w:sz w:val="22"/>
+          <w:szCs w:val="22"/>
+        </w:rPr>
+        <w:t xml:space="preserve">Ihre Profildaten (Vor-/Nachname, Notfallkontakt, Geburtsdatum) werden entfernt bzw. anonymisiert</w:t>
       </w:r>
     </w:p>
     <w:p>
@@ -2386,7 +2404,43 @@
           <w:sz w:val="22"/>
           <w:szCs w:val="22"/>
         </w:rPr>
+        <w:t xml:space="preserve">Sie erhalten an Ihre bisher hinterlegte E-Mail-Adresse eine Bestätigungs-E-Mail nach Art. 12 DSGVO mit der Zusammenfassung aller durchgeführten Schritte. Diese E-Mail ist die letzte Nachricht, die Sie von der App erhalten — unmittelbar danach wird auch Ihre E-Mail-Adresse aus dem System entfernt</w:t>
+      </w:r>
+    </w:p>
+    <w:p>
+      <w:pPr>
+        <w:pStyle w:val="ListParagraph"/>
+        <w:numPr>
+          <w:ilvl w:val="0"/>
+          <w:numId w:val="2"/>
+        </w:numPr>
+        <w:spacing w:after="60"/>
+      </w:pPr>
+      <w:r>
+        <w:rPr>
+          <w:rFonts w:ascii="Arial" w:cs="Arial" w:eastAsia="Arial" w:hAnsi="Arial"/>
+          <w:sz w:val="22"/>
+          <w:szCs w:val="22"/>
+        </w:rPr>
         <w:t xml:space="preserve">Sie werden ausgeloggt und können sich nicht mehr anmelden</w:t>
+      </w:r>
+    </w:p>
+    <w:p>
+      <w:pPr>
+        <w:pStyle w:val="ListParagraph"/>
+        <w:numPr>
+          <w:ilvl w:val="0"/>
+          <w:numId w:val="2"/>
+        </w:numPr>
+        <w:spacing w:after="60"/>
+      </w:pPr>
+      <w:r>
+        <w:rPr>
+          <w:rFonts w:ascii="Arial" w:cs="Arial" w:eastAsia="Arial" w:hAnsi="Arial"/>
+          <w:sz w:val="22"/>
+          <w:szCs w:val="22"/>
+        </w:rPr>
+        <w:t xml:space="preserve">Die Verantwortliche (Sarah Lerch) wird parallel über die Löschung benachrichtigt und löscht eine eventuell vorhandene Papier-Anmelde-PDF im verschlüsselten Cloud-Speicher manuell</w:t>
       </w:r>
     </w:p>
     <w:p>
@@ -3772,6 +3826,42 @@
           <w:szCs w:val="22"/>
         </w:rPr>
         <w:t xml:space="preserve">Einladungslinks zu Kursen</w:t>
+      </w:r>
+    </w:p>
+    <w:p>
+      <w:pPr>
+        <w:pStyle w:val="ListParagraph"/>
+        <w:numPr>
+          <w:ilvl w:val="0"/>
+          <w:numId w:val="2"/>
+        </w:numPr>
+        <w:spacing w:after="60"/>
+      </w:pPr>
+      <w:r>
+        <w:rPr>
+          <w:rFonts w:ascii="Arial" w:cs="Arial" w:eastAsia="Arial" w:hAnsi="Arial"/>
+          <w:sz w:val="22"/>
+          <w:szCs w:val="22"/>
+        </w:rPr>
+        <w:t xml:space="preserve">Krankheits-Austragungen mit Guthaben-Information</w:t>
+      </w:r>
+    </w:p>
+    <w:p>
+      <w:pPr>
+        <w:pStyle w:val="ListParagraph"/>
+        <w:numPr>
+          <w:ilvl w:val="0"/>
+          <w:numId w:val="2"/>
+        </w:numPr>
+        <w:spacing w:after="60"/>
+      </w:pPr>
+      <w:r>
+        <w:rPr>
+          <w:rFonts w:ascii="Arial" w:cs="Arial" w:eastAsia="Arial" w:hAnsi="Arial"/>
+          <w:sz w:val="22"/>
+          <w:szCs w:val="22"/>
+        </w:rPr>
+        <w:t xml:space="preserve">Bestätigung Ihrer Account-Löschung gemäß Art. 12 DSGVO (letzte E-Mail vor Entfernung Ihrer Adresse)</w:t>
       </w:r>
     </w:p>
     <w:p>

--- a/Yoga-mit-Sarah-Datenschutzerklaerung.docx
+++ b/Yoga-mit-Sarah-Datenschutzerklaerung.docx
@@ -33,7 +33,7 @@
           <w:sz w:val="22"/>
           <w:szCs w:val="22"/>
         </w:rPr>
-        <w:t xml:space="preserve">Stand: Mai 2026</w:t>
+        <w:t xml:space="preserve">Stand: Juni 2026</w:t>
       </w:r>
     </w:p>
     <w:p>
@@ -5049,7 +5049,7 @@
           <w:sz w:val="22"/>
           <w:szCs w:val="22"/>
         </w:rPr>
-        <w:t xml:space="preserve">Stand: Mai 2026</w:t>
+        <w:t xml:space="preserve">Stand: Juni 2026</w:t>
       </w:r>
     </w:p>
     <w:sectPr>
